--- a/CSC325-Design-And-Analysis-Of-Algorithms/Old-Questions/old-questions.docx
+++ b/CSC325-Design-And-Analysis-Of-Algorithms/Old-Questions/old-questions.docx
@@ -27,6 +27,588 @@
           <w:lang w:val="en-US"/>
           <w14:ligatures w14:val="standardContextual"/>
         </w:rPr>
+        <w:t>2081:</w:t>
+      </w:r>
+    </w:p>
+    <w:p>
+      <w:pPr>
+        <w:spacing w:before="240" w:line="480" w:lineRule="auto"/>
+        <w:rPr>
+          <w:rFonts w:ascii="Aptos" w:eastAsia="Aptos" w:hAnsi="Aptos" w:cs="Times New Roman"/>
+          <w:b/>
+          <w:bCs/>
+          <w:kern w:val="2"/>
+          <w:sz w:val="24"/>
+          <w:szCs w:val="24"/>
+          <w:lang w:val="en-US"/>
+          <w14:ligatures w14:val="standardContextual"/>
+        </w:rPr>
+      </w:pPr>
+      <w:r>
+        <w:rPr>
+          <w:rFonts w:ascii="Aptos" w:eastAsia="Aptos" w:hAnsi="Aptos" w:cs="Times New Roman"/>
+          <w:b/>
+          <w:bCs/>
+          <w:kern w:val="2"/>
+          <w:sz w:val="24"/>
+          <w:szCs w:val="24"/>
+          <w:lang w:val="en-US"/>
+          <w14:ligatures w14:val="standardContextual"/>
+        </w:rPr>
+        <w:t>Long Answer Questions: [10 marks each]</w:t>
+      </w:r>
+    </w:p>
+    <w:p>
+      <w:pPr>
+        <w:pStyle w:val="ListParagraph"/>
+        <w:numPr>
+          <w:ilvl w:val="0"/>
+          <w:numId w:val="7"/>
+        </w:numPr>
+        <w:spacing w:before="240" w:line="480" w:lineRule="auto"/>
+        <w:rPr>
+          <w:rFonts w:ascii="Aptos" w:eastAsia="Aptos" w:hAnsi="Aptos" w:cs="Times New Roman"/>
+          <w:kern w:val="2"/>
+          <w:sz w:val="24"/>
+          <w:szCs w:val="24"/>
+          <w:lang w:val="en-US"/>
+          <w14:ligatures w14:val="standardContextual"/>
+        </w:rPr>
+      </w:pPr>
+      <w:r>
+        <w:rPr>
+          <w:rFonts w:ascii="Aptos" w:eastAsia="Aptos" w:hAnsi="Aptos" w:cs="Times New Roman"/>
+          <w:kern w:val="2"/>
+          <w:sz w:val="24"/>
+          <w:szCs w:val="24"/>
+          <w:lang w:val="en-US"/>
+          <w14:ligatures w14:val="standardContextual"/>
+        </w:rPr>
+        <w:t xml:space="preserve">How do you define optimal solution? Does greedy algorithm always guarantee optimal solution? Given the string “SUPER DUPER CSIT”, use a Greedy algorithm to build </w:t>
+      </w:r>
+      <w:r>
+        <w:rPr>
+          <w:rFonts w:ascii="Aptos" w:eastAsia="Aptos" w:hAnsi="Aptos" w:cs="Times New Roman"/>
+          <w:kern w:val="2"/>
+          <w:sz w:val="24"/>
+          <w:szCs w:val="24"/>
+          <w:lang w:val="en-US"/>
+          <w14:ligatures w14:val="standardContextual"/>
+        </w:rPr>
+        <w:t xml:space="preserve">a </w:t>
+      </w:r>
+      <w:r>
+        <w:rPr>
+          <w:rFonts w:ascii="Aptos" w:eastAsia="Aptos" w:hAnsi="Aptos" w:cs="Times New Roman"/>
+          <w:kern w:val="2"/>
+          <w:sz w:val="24"/>
+          <w:szCs w:val="24"/>
+          <w:lang w:val="en-US"/>
+          <w14:ligatures w14:val="standardContextual"/>
+        </w:rPr>
+        <w:t>Huffman tree.</w:t>
+      </w:r>
+    </w:p>
+    <w:p>
+      <w:pPr>
+        <w:pStyle w:val="ListParagraph"/>
+        <w:numPr>
+          <w:ilvl w:val="0"/>
+          <w:numId w:val="7"/>
+        </w:numPr>
+        <w:spacing w:before="240" w:line="480" w:lineRule="auto"/>
+        <w:rPr>
+          <w:rFonts w:ascii="Aptos" w:eastAsia="Aptos" w:hAnsi="Aptos" w:cs="Times New Roman"/>
+          <w:kern w:val="2"/>
+          <w:sz w:val="24"/>
+          <w:szCs w:val="24"/>
+          <w:lang w:val="en-US"/>
+          <w14:ligatures w14:val="standardContextual"/>
+        </w:rPr>
+      </w:pPr>
+      <w:r>
+        <w:rPr>
+          <w:rFonts w:ascii="Aptos" w:eastAsia="Aptos" w:hAnsi="Aptos" w:cs="Times New Roman"/>
+          <w:kern w:val="2"/>
+          <w:sz w:val="24"/>
+          <w:szCs w:val="24"/>
+          <w:lang w:val="en-US"/>
+          <w14:ligatures w14:val="standardContextual"/>
+        </w:rPr>
+        <w:t>What is order statistics? Write and analyze the algorithm for randomized quick sort.</w:t>
+      </w:r>
+    </w:p>
+    <w:p>
+      <w:pPr>
+        <w:pStyle w:val="ListParagraph"/>
+        <w:numPr>
+          <w:ilvl w:val="0"/>
+          <w:numId w:val="7"/>
+        </w:numPr>
+        <w:spacing w:before="240" w:line="480" w:lineRule="auto"/>
+        <w:rPr>
+          <w:rFonts w:ascii="Aptos" w:eastAsia="Aptos" w:hAnsi="Aptos" w:cs="Times New Roman"/>
+          <w:kern w:val="2"/>
+          <w:sz w:val="24"/>
+          <w:szCs w:val="24"/>
+          <w:lang w:val="en-US"/>
+          <w14:ligatures w14:val="standardContextual"/>
+        </w:rPr>
+      </w:pPr>
+      <w:r>
+        <w:rPr>
+          <w:rFonts w:ascii="Aptos" w:eastAsia="Aptos" w:hAnsi="Aptos" w:cs="Times New Roman"/>
+          <w:kern w:val="2"/>
+          <w:sz w:val="24"/>
+          <w:szCs w:val="24"/>
+          <w:lang w:val="en-US"/>
+          <w14:ligatures w14:val="standardContextual"/>
+        </w:rPr>
+        <w:t>Distinguish between dynamic programming and memorization. Parenthesize the matrices A(30 × 1), B(1 × 40), C(40 × 10) and A(10 × 15), for computing matrix multiplication using dynamic programming.</w:t>
+      </w:r>
+    </w:p>
+    <w:p>
+      <w:pPr>
+        <w:spacing w:before="240" w:line="480" w:lineRule="auto"/>
+        <w:rPr>
+          <w:rFonts w:ascii="Aptos" w:eastAsia="Aptos" w:hAnsi="Aptos" w:cs="Times New Roman"/>
+          <w:b/>
+          <w:bCs/>
+          <w:kern w:val="2"/>
+          <w:sz w:val="24"/>
+          <w:szCs w:val="24"/>
+          <w:lang w:val="en-US"/>
+          <w14:ligatures w14:val="standardContextual"/>
+        </w:rPr>
+      </w:pPr>
+      <w:r>
+        <w:rPr>
+          <w:rFonts w:ascii="Aptos" w:eastAsia="Aptos" w:hAnsi="Aptos" w:cs="Times New Roman"/>
+          <w:b/>
+          <w:bCs/>
+          <w:kern w:val="2"/>
+          <w:sz w:val="24"/>
+          <w:szCs w:val="24"/>
+          <w:lang w:val="en-US"/>
+          <w14:ligatures w14:val="standardContextual"/>
+        </w:rPr>
+        <w:t>Short Answer Questions: [5 marks each]</w:t>
+      </w:r>
+    </w:p>
+    <w:p>
+      <w:pPr>
+        <w:numPr>
+          <w:ilvl w:val="0"/>
+          <w:numId w:val="7"/>
+        </w:numPr>
+        <w:spacing w:before="240" w:line="480" w:lineRule="auto"/>
+        <w:contextualSpacing/>
+        <w:rPr>
+          <w:rFonts w:ascii="Aptos" w:eastAsia="Aptos" w:hAnsi="Aptos" w:cs="Times New Roman"/>
+          <w:kern w:val="2"/>
+          <w:sz w:val="24"/>
+          <w:szCs w:val="24"/>
+          <w:lang w:val="en-US"/>
+          <w14:ligatures w14:val="standardContextual"/>
+        </w:rPr>
+      </w:pPr>
+      <w:r>
+        <w:rPr>
+          <w:rFonts w:ascii="Aptos" w:eastAsia="Aptos" w:hAnsi="Aptos" w:cs="Times New Roman"/>
+          <w:kern w:val="2"/>
+          <w:sz w:val="24"/>
+          <w:szCs w:val="24"/>
+          <w:lang w:val="en-US"/>
+          <w14:ligatures w14:val="standardContextual"/>
+        </w:rPr>
+        <w:t>Solve the recurrence relation T(n) = 2T(n/2) + n using recursion tree method.</w:t>
+      </w:r>
+    </w:p>
+    <w:p>
+      <w:pPr>
+        <w:numPr>
+          <w:ilvl w:val="0"/>
+          <w:numId w:val="7"/>
+        </w:numPr>
+        <w:spacing w:before="240" w:line="480" w:lineRule="auto"/>
+        <w:contextualSpacing/>
+        <w:rPr>
+          <w:rFonts w:ascii="Aptos" w:eastAsia="Aptos" w:hAnsi="Aptos" w:cs="Times New Roman"/>
+          <w:kern w:val="2"/>
+          <w:sz w:val="24"/>
+          <w:szCs w:val="24"/>
+          <w:lang w:val="en-US"/>
+          <w14:ligatures w14:val="standardContextual"/>
+        </w:rPr>
+      </w:pPr>
+      <w:r>
+        <w:rPr>
+          <w:rFonts w:ascii="Aptos" w:eastAsia="Aptos" w:hAnsi="Aptos" w:cs="Times New Roman"/>
+          <w:kern w:val="2"/>
+          <w:sz w:val="24"/>
+          <w:szCs w:val="24"/>
+          <w:lang w:val="en-US"/>
+          <w14:ligatures w14:val="standardContextual"/>
+        </w:rPr>
+        <w:t>Find the best and worst case for Bubble sort.</w:t>
+      </w:r>
+    </w:p>
+    <w:p>
+      <w:pPr>
+        <w:numPr>
+          <w:ilvl w:val="0"/>
+          <w:numId w:val="7"/>
+        </w:numPr>
+        <w:spacing w:before="240" w:line="480" w:lineRule="auto"/>
+        <w:contextualSpacing/>
+        <w:rPr>
+          <w:rFonts w:ascii="Aptos" w:eastAsia="Aptos" w:hAnsi="Aptos" w:cs="Times New Roman"/>
+          <w:kern w:val="2"/>
+          <w:sz w:val="24"/>
+          <w:szCs w:val="24"/>
+          <w:lang w:val="en-US"/>
+          <w14:ligatures w14:val="standardContextual"/>
+        </w:rPr>
+      </w:pPr>
+      <w:r>
+        <w:rPr>
+          <w:rFonts w:ascii="Aptos" w:eastAsia="Aptos" w:hAnsi="Aptos" w:cs="Times New Roman"/>
+          <w:kern w:val="2"/>
+          <w:sz w:val="24"/>
+          <w:szCs w:val="24"/>
+          <w:lang w:val="en-US"/>
+          <w14:ligatures w14:val="standardContextual"/>
+        </w:rPr>
+        <w:t>Using Extended Euclidean Algorithm, find the GCD of 12 and 16.</w:t>
+      </w:r>
+    </w:p>
+    <w:p>
+      <w:pPr>
+        <w:numPr>
+          <w:ilvl w:val="0"/>
+          <w:numId w:val="7"/>
+        </w:numPr>
+        <w:spacing w:before="240" w:line="480" w:lineRule="auto"/>
+        <w:contextualSpacing/>
+        <w:rPr>
+          <w:rFonts w:ascii="Aptos" w:eastAsia="Aptos" w:hAnsi="Aptos" w:cs="Times New Roman"/>
+          <w:kern w:val="2"/>
+          <w:sz w:val="24"/>
+          <w:szCs w:val="24"/>
+          <w:lang w:val="en-US"/>
+          <w14:ligatures w14:val="standardContextual"/>
+        </w:rPr>
+      </w:pPr>
+      <w:r>
+        <w:rPr>
+          <w:rFonts w:ascii="Aptos" w:eastAsia="Aptos" w:hAnsi="Aptos" w:cs="Times New Roman"/>
+          <w:kern w:val="2"/>
+          <w:sz w:val="24"/>
+          <w:szCs w:val="24"/>
+          <w:lang w:val="en-US"/>
+          <w14:ligatures w14:val="standardContextual"/>
+        </w:rPr>
+        <w:t xml:space="preserve">Find all possible subsets of the integers that </w:t>
+      </w:r>
+      <w:proofErr w:type="gramStart"/>
+      <w:r>
+        <w:rPr>
+          <w:rFonts w:ascii="Aptos" w:eastAsia="Aptos" w:hAnsi="Aptos" w:cs="Times New Roman"/>
+          <w:kern w:val="2"/>
+          <w:sz w:val="24"/>
+          <w:szCs w:val="24"/>
+          <w:lang w:val="en-US"/>
+          <w14:ligatures w14:val="standardContextual"/>
+        </w:rPr>
+        <w:t>sum</w:t>
+      </w:r>
+      <w:proofErr w:type="gramEnd"/>
+      <w:r>
+        <w:rPr>
+          <w:rFonts w:ascii="Aptos" w:eastAsia="Aptos" w:hAnsi="Aptos" w:cs="Times New Roman"/>
+          <w:kern w:val="2"/>
+          <w:sz w:val="24"/>
+          <w:szCs w:val="24"/>
+          <w:lang w:val="en-US"/>
+          <w14:ligatures w14:val="standardContextual"/>
+        </w:rPr>
+        <w:t xml:space="preserve"> to 21 in the array {5, 6, 10, 11, 15} using back tracking technique.</w:t>
+      </w:r>
+    </w:p>
+    <w:p>
+      <w:pPr>
+        <w:numPr>
+          <w:ilvl w:val="0"/>
+          <w:numId w:val="7"/>
+        </w:numPr>
+        <w:spacing w:before="240" w:line="480" w:lineRule="auto"/>
+        <w:contextualSpacing/>
+        <w:rPr>
+          <w:rFonts w:ascii="Aptos" w:eastAsia="Aptos" w:hAnsi="Aptos" w:cs="Times New Roman"/>
+          <w:kern w:val="2"/>
+          <w:sz w:val="24"/>
+          <w:szCs w:val="24"/>
+          <w:lang w:val="en-US"/>
+          <w14:ligatures w14:val="standardContextual"/>
+        </w:rPr>
+      </w:pPr>
+      <w:r>
+        <w:rPr>
+          <w:rFonts w:ascii="Aptos" w:eastAsia="Aptos" w:hAnsi="Aptos" w:cs="Times New Roman"/>
+          <w:kern w:val="2"/>
+          <w:sz w:val="24"/>
+          <w:szCs w:val="24"/>
+          <w:lang w:val="en-US"/>
+          <w14:ligatures w14:val="standardContextual"/>
+        </w:rPr>
+        <w:t>Define class P and NP problem. Why do we need approximation algorithms? Justify.</w:t>
+      </w:r>
+    </w:p>
+    <w:p>
+      <w:pPr>
+        <w:pStyle w:val="ListParagraph"/>
+        <w:numPr>
+          <w:ilvl w:val="0"/>
+          <w:numId w:val="7"/>
+        </w:numPr>
+        <w:spacing w:before="240" w:line="480" w:lineRule="auto"/>
+        <w:rPr>
+          <w:rFonts w:ascii="Aptos" w:eastAsia="Aptos" w:hAnsi="Aptos" w:cs="Times New Roman"/>
+          <w:kern w:val="2"/>
+          <w:sz w:val="24"/>
+          <w:szCs w:val="24"/>
+          <w:lang w:val="en-US"/>
+          <w14:ligatures w14:val="standardContextual"/>
+        </w:rPr>
+      </w:pPr>
+      <w:r>
+        <w:rPr>
+          <w:rFonts w:ascii="Aptos" w:eastAsia="Aptos" w:hAnsi="Aptos" w:cs="Times New Roman"/>
+          <w:kern w:val="2"/>
+          <w:sz w:val="24"/>
+          <w:szCs w:val="24"/>
+          <w:lang w:val="en-US"/>
+          <w14:ligatures w14:val="standardContextual"/>
+        </w:rPr>
+        <w:t>State the time and space complexity for sequential search. Write the rules for master theorem for finding asymptotic bounds.</w:t>
+      </w:r>
+    </w:p>
+    <w:p>
+      <w:pPr>
+        <w:pStyle w:val="ListParagraph"/>
+        <w:numPr>
+          <w:ilvl w:val="0"/>
+          <w:numId w:val="7"/>
+        </w:numPr>
+        <w:spacing w:before="240" w:line="480" w:lineRule="auto"/>
+        <w:rPr>
+          <w:rFonts w:ascii="Aptos" w:eastAsia="Aptos" w:hAnsi="Aptos" w:cs="Times New Roman"/>
+          <w:kern w:val="2"/>
+          <w:sz w:val="24"/>
+          <w:szCs w:val="24"/>
+          <w:lang w:val="en-US"/>
+          <w14:ligatures w14:val="standardContextual"/>
+        </w:rPr>
+      </w:pPr>
+      <w:r>
+        <w:rPr>
+          <w:rFonts w:ascii="Aptos" w:eastAsia="Aptos" w:hAnsi="Aptos" w:cs="Times New Roman"/>
+          <w:kern w:val="2"/>
+          <w:sz w:val="24"/>
+          <w:szCs w:val="24"/>
+          <w:lang w:val="en-US"/>
+          <w14:ligatures w14:val="standardContextual"/>
+        </w:rPr>
+        <w:lastRenderedPageBreak/>
+        <w:t>Justify the worst case for binary search. Find the edit distance from the string</w:t>
+      </w:r>
+      <w:r>
+        <w:rPr>
+          <w:rFonts w:ascii="Aptos" w:eastAsia="Aptos" w:hAnsi="Aptos" w:cs="Times New Roman"/>
+          <w:kern w:val="2"/>
+          <w:sz w:val="24"/>
+          <w:szCs w:val="24"/>
+          <w:lang w:val="en-US"/>
+          <w14:ligatures w14:val="standardContextual"/>
+        </w:rPr>
+        <w:t xml:space="preserve"> </w:t>
+      </w:r>
+      <w:r>
+        <w:rPr>
+          <w:rFonts w:ascii="Aptos" w:eastAsia="Aptos" w:hAnsi="Aptos" w:cs="Times New Roman"/>
+          <w:kern w:val="2"/>
+          <w:sz w:val="24"/>
+          <w:szCs w:val="24"/>
+          <w:lang w:val="en-US"/>
+          <w14:ligatures w14:val="standardContextual"/>
+        </w:rPr>
+        <w:t>“RELEVANT” to “ELEPHANT” using dynamic programming approach.</w:t>
+      </w:r>
+    </w:p>
+    <w:p>
+      <w:pPr>
+        <w:pStyle w:val="ListParagraph"/>
+        <w:numPr>
+          <w:ilvl w:val="0"/>
+          <w:numId w:val="7"/>
+        </w:numPr>
+        <w:spacing w:before="240" w:line="480" w:lineRule="auto"/>
+        <w:rPr>
+          <w:rFonts w:ascii="Aptos" w:eastAsia="Aptos" w:hAnsi="Aptos" w:cs="Times New Roman"/>
+          <w:kern w:val="2"/>
+          <w:sz w:val="24"/>
+          <w:szCs w:val="24"/>
+          <w:lang w:val="en-US"/>
+          <w14:ligatures w14:val="standardContextual"/>
+        </w:rPr>
+      </w:pPr>
+      <w:r>
+        <w:rPr>
+          <w:rFonts w:ascii="Aptos" w:eastAsia="Aptos" w:hAnsi="Aptos" w:cs="Times New Roman"/>
+          <w:kern w:val="2"/>
+          <w:sz w:val="24"/>
+          <w:szCs w:val="24"/>
+          <w:lang w:val="en-US"/>
+          <w14:ligatures w14:val="standardContextual"/>
+        </w:rPr>
+        <w:t>Distinguish between recursion and backtracking. Using Miller-Rabin primality test, check whether 53 is prime or not?</w:t>
+      </w:r>
+    </w:p>
+    <w:p>
+      <w:pPr>
+        <w:pStyle w:val="ListParagraph"/>
+        <w:numPr>
+          <w:ilvl w:val="0"/>
+          <w:numId w:val="7"/>
+        </w:numPr>
+        <w:spacing w:before="240" w:line="480" w:lineRule="auto"/>
+        <w:rPr>
+          <w:rFonts w:ascii="Aptos" w:eastAsia="Aptos" w:hAnsi="Aptos" w:cs="Times New Roman"/>
+          <w:kern w:val="2"/>
+          <w:sz w:val="24"/>
+          <w:szCs w:val="24"/>
+          <w:lang w:val="en-US"/>
+          <w14:ligatures w14:val="standardContextual"/>
+        </w:rPr>
+      </w:pPr>
+      <w:r>
+        <w:rPr>
+          <w:rFonts w:ascii="Aptos" w:eastAsia="Aptos" w:hAnsi="Aptos" w:cs="Times New Roman"/>
+          <w:kern w:val="2"/>
+          <w:sz w:val="24"/>
+          <w:szCs w:val="24"/>
+          <w:lang w:val="en-US"/>
+          <w14:ligatures w14:val="standardContextual"/>
+        </w:rPr>
+        <w:t>How does 0/1 Knapsack problem differ from fractional one? Find the minimum vertex cover in the following graph.</w:t>
+      </w:r>
+    </w:p>
+    <w:p>
+      <w:pPr>
+        <w:spacing w:before="240" w:line="480" w:lineRule="auto"/>
+        <w:jc w:val="center"/>
+        <w:rPr>
+          <w:rFonts w:ascii="Aptos" w:eastAsia="Aptos" w:hAnsi="Aptos" w:cs="Times New Roman"/>
+          <w:kern w:val="2"/>
+          <w:sz w:val="24"/>
+          <w:szCs w:val="24"/>
+          <w:lang w:val="en-US"/>
+          <w14:ligatures w14:val="standardContextual"/>
+        </w:rPr>
+      </w:pPr>
+      <w:r>
+        <w:rPr>
+          <w:noProof/>
+        </w:rPr>
+        <w:drawing>
+          <wp:inline distT="0" distB="0" distL="0" distR="0" wp14:anchorId="79DE609E" wp14:editId="271318EB">
+            <wp:extent cx="3333750" cy="2209800"/>
+            <wp:effectExtent l="0" t="0" r="0" b="0"/>
+            <wp:docPr id="298890040" name="Picture 1" descr="- Hamro CSIT"/>
+            <wp:cNvGraphicFramePr>
+              <a:graphicFrameLocks xmlns:a="http://schemas.openxmlformats.org/drawingml/2006/main" noChangeAspect="1"/>
+            </wp:cNvGraphicFramePr>
+            <a:graphic xmlns:a="http://schemas.openxmlformats.org/drawingml/2006/main">
+              <a:graphicData uri="http://schemas.openxmlformats.org/drawingml/2006/picture">
+                <pic:pic xmlns:pic="http://schemas.openxmlformats.org/drawingml/2006/picture">
+                  <pic:nvPicPr>
+                    <pic:cNvPr id="0" name="Picture 1" descr="- Hamro CSIT"/>
+                    <pic:cNvPicPr>
+                      <a:picLocks noChangeAspect="1" noChangeArrowheads="1"/>
+                    </pic:cNvPicPr>
+                  </pic:nvPicPr>
+                  <pic:blipFill>
+                    <a:blip r:embed="rId5" cstate="print">
+                      <a:extLst>
+                        <a:ext uri="{28A0092B-C50C-407E-A947-70E740481C1C}">
+                          <a14:useLocalDpi xmlns:a14="http://schemas.microsoft.com/office/drawing/2010/main" val="0"/>
+                        </a:ext>
+                      </a:extLst>
+                    </a:blip>
+                    <a:srcRect/>
+                    <a:stretch>
+                      <a:fillRect/>
+                    </a:stretch>
+                  </pic:blipFill>
+                  <pic:spPr bwMode="auto">
+                    <a:xfrm>
+                      <a:off x="0" y="0"/>
+                      <a:ext cx="3333750" cy="2209800"/>
+                    </a:xfrm>
+                    <a:prstGeom prst="rect">
+                      <a:avLst/>
+                    </a:prstGeom>
+                    <a:noFill/>
+                    <a:ln>
+                      <a:noFill/>
+                    </a:ln>
+                  </pic:spPr>
+                </pic:pic>
+              </a:graphicData>
+            </a:graphic>
+          </wp:inline>
+        </w:drawing>
+      </w:r>
+      <w:r>
+        <w:rPr>
+          <w:rFonts w:ascii="Aptos" w:eastAsia="Aptos" w:hAnsi="Aptos" w:cs="Times New Roman"/>
+          <w:b/>
+          <w:bCs/>
+          <w:kern w:val="2"/>
+          <w:sz w:val="36"/>
+          <w:szCs w:val="36"/>
+          <w:lang w:val="en-US"/>
+          <w14:ligatures w14:val="standardContextual"/>
+        </w:rPr>
+        <w:br w:type="page"/>
+      </w:r>
+    </w:p>
+    <w:p>
+      <w:pPr>
+        <w:spacing w:before="240" w:line="480" w:lineRule="auto"/>
+        <w:rPr>
+          <w:rFonts w:ascii="Aptos" w:eastAsia="Aptos" w:hAnsi="Aptos" w:cs="Times New Roman"/>
+          <w:b/>
+          <w:bCs/>
+          <w:kern w:val="2"/>
+          <w:sz w:val="36"/>
+          <w:szCs w:val="36"/>
+          <w:lang w:val="en-US"/>
+          <w14:ligatures w14:val="standardContextual"/>
+        </w:rPr>
+      </w:pPr>
+      <w:r>
+        <w:rPr>
+          <w:rFonts w:ascii="Aptos" w:eastAsia="Aptos" w:hAnsi="Aptos" w:cs="Times New Roman"/>
+          <w:b/>
+          <w:bCs/>
+          <w:kern w:val="2"/>
+          <w:sz w:val="36"/>
+          <w:szCs w:val="36"/>
+          <w:lang w:val="en-US"/>
+          <w14:ligatures w14:val="standardContextual"/>
+        </w:rPr>
+        <w:lastRenderedPageBreak/>
         <w:t>2081:</w:t>
       </w:r>
     </w:p>
@@ -146,7 +728,7 @@
                     </pic:cNvPicPr>
                   </pic:nvPicPr>
                   <pic:blipFill>
-                    <a:blip r:embed="rId5">
+                    <a:blip r:embed="rId6">
                       <a:extLst>
                         <a:ext uri="{28A0092B-C50C-407E-A947-70E740481C1C}">
                           <a14:useLocalDpi xmlns:a14="http://schemas.microsoft.com/office/drawing/2010/main" val="0"/>
@@ -1072,7 +1654,6 @@
           <w:lang w:val="en-US"/>
           <w14:ligatures w14:val="standardContextual"/>
         </w:rPr>
-        <w:lastRenderedPageBreak/>
         <w:t>Short Answer Questions: [5 marks each]</w:t>
       </w:r>
     </w:p>
@@ -1102,6 +1683,7 @@
           <w:lang w:val="en-US"/>
           <w14:ligatures w14:val="standardContextual"/>
         </w:rPr>
+        <w:lastRenderedPageBreak/>
         <w:t>Given a set A</w:t>
       </w:r>
       <w:r>
@@ -1831,7 +2413,6 @@
           <w:lang w:val="en-US"/>
           <w14:ligatures w14:val="standardContextual"/>
         </w:rPr>
-        <w:lastRenderedPageBreak/>
         <w:t>Class P, Class NP and NP-Complete</w:t>
       </w:r>
     </w:p>
@@ -3565,7 +4146,7 @@
                     </pic:cNvPicPr>
                   </pic:nvPicPr>
                   <pic:blipFill>
-                    <a:blip r:embed="rId6">
+                    <a:blip r:embed="rId7">
                       <a:extLst>
                         <a:ext uri="{28A0092B-C50C-407E-A947-70E740481C1C}">
                           <a14:useLocalDpi xmlns:a14="http://schemas.microsoft.com/office/drawing/2010/main" val="0"/>
@@ -4303,7 +4884,7 @@
                     </pic:cNvPicPr>
                   </pic:nvPicPr>
                   <pic:blipFill>
-                    <a:blip r:embed="rId7">
+                    <a:blip r:embed="rId8">
                       <a:extLst>
                         <a:ext uri="{28A0092B-C50C-407E-A947-70E740481C1C}">
                           <a14:useLocalDpi xmlns:a14="http://schemas.microsoft.com/office/drawing/2010/main" val="0"/>
@@ -5109,7 +5690,7 @@
                     </pic:cNvPicPr>
                   </pic:nvPicPr>
                   <pic:blipFill>
-                    <a:blip r:embed="rId8">
+                    <a:blip r:embed="rId9">
                       <a:extLst>
                         <a:ext uri="{28A0092B-C50C-407E-A947-70E740481C1C}">
                           <a14:useLocalDpi xmlns:a14="http://schemas.microsoft.com/office/drawing/2010/main" val="0"/>
@@ -5190,7 +5771,31 @@
           <w:lang w:val="en-US"/>
           <w14:ligatures w14:val="standardContextual"/>
         </w:rPr>
-        <w:t xml:space="preserve">15,7,6,23, 18,34,25} and write it’s best and worst complexity. </w:t>
+        <w:t xml:space="preserve">15,7,6,23, 18,34,25} and write </w:t>
+      </w:r>
+      <w:proofErr w:type="gramStart"/>
+      <w:r>
+        <w:rPr>
+          <w:rFonts w:ascii="Aptos" w:eastAsia="Aptos" w:hAnsi="Aptos" w:cs="Times New Roman"/>
+          <w:kern w:val="2"/>
+          <w:sz w:val="24"/>
+          <w:szCs w:val="24"/>
+          <w:lang w:val="en-US"/>
+          <w14:ligatures w14:val="standardContextual"/>
+        </w:rPr>
+        <w:t>it’s</w:t>
+      </w:r>
+      <w:proofErr w:type="gramEnd"/>
+      <w:r>
+        <w:rPr>
+          <w:rFonts w:ascii="Aptos" w:eastAsia="Aptos" w:hAnsi="Aptos" w:cs="Times New Roman"/>
+          <w:kern w:val="2"/>
+          <w:sz w:val="24"/>
+          <w:szCs w:val="24"/>
+          <w:lang w:val="en-US"/>
+          <w14:ligatures w14:val="standardContextual"/>
+        </w:rPr>
+        <w:t xml:space="preserve"> best and worst complexity. </w:t>
       </w:r>
       <w:r>
         <w:rPr>
@@ -9431,7 +10036,6 @@
   <w:style w:type="character" w:default="1" w:styleId="DefaultParagraphFont">
     <w:name w:val="Default Paragraph Font"/>
     <w:uiPriority w:val="1"/>
-    <w:semiHidden/>
     <w:unhideWhenUsed/>
   </w:style>
   <w:style w:type="table" w:default="1" w:styleId="TableNormal">

--- a/CSC325-Design-And-Analysis-Of-Algorithms/Old-Questions/old-questions.docx
+++ b/CSC325-Design-And-Analysis-Of-Algorithms/Old-Questions/old-questions.docx
@@ -27,7 +27,33 @@
           <w:lang w:val="en-US"/>
           <w14:ligatures w14:val="standardContextual"/>
         </w:rPr>
-        <w:t>2081:</w:t>
+        <w:t>208</w:t>
+      </w:r>
+      <w:r>
+        <w:rPr>
+          <w:rFonts w:ascii="Aptos" w:eastAsia="Aptos" w:hAnsi="Aptos" w:cs="Times New Roman"/>
+          <w:b/>
+          <w:bCs/>
+          <w:kern w:val="2"/>
+          <w:sz w:val="36"/>
+          <w:szCs w:val="36"/>
+          <w:lang w:val="en-US"/>
+          <w14:ligatures w14:val="standardContextual"/>
+        </w:rPr>
+        <w:t>2</w:t>
+      </w:r>
+      <w:r>
+        <w:rPr>
+          <w:rFonts w:ascii="Aptos" w:eastAsia="Aptos" w:hAnsi="Aptos" w:cs="Times New Roman"/>
+          <w:b/>
+          <w:bCs/>
+          <w:kern w:val="2"/>
+          <w:sz w:val="36"/>
+          <w:szCs w:val="36"/>
+          <w:lang w:val="en-US"/>
+          <w14:ligatures w14:val="standardContextual"/>
+        </w:rPr>
+        <w:t>:</w:t>
       </w:r>
     </w:p>
     <w:p>
@@ -84,29 +110,7 @@
           <w:lang w:val="en-US"/>
           <w14:ligatures w14:val="standardContextual"/>
         </w:rPr>
-        <w:t xml:space="preserve">How do you define optimal solution? Does greedy algorithm always guarantee optimal solution? Given the string “SUPER DUPER CSIT”, use a Greedy algorithm to build </w:t>
-      </w:r>
-      <w:r>
-        <w:rPr>
-          <w:rFonts w:ascii="Aptos" w:eastAsia="Aptos" w:hAnsi="Aptos" w:cs="Times New Roman"/>
-          <w:kern w:val="2"/>
-          <w:sz w:val="24"/>
-          <w:szCs w:val="24"/>
-          <w:lang w:val="en-US"/>
-          <w14:ligatures w14:val="standardContextual"/>
-        </w:rPr>
-        <w:t xml:space="preserve">a </w:t>
-      </w:r>
-      <w:r>
-        <w:rPr>
-          <w:rFonts w:ascii="Aptos" w:eastAsia="Aptos" w:hAnsi="Aptos" w:cs="Times New Roman"/>
-          <w:kern w:val="2"/>
-          <w:sz w:val="24"/>
-          <w:szCs w:val="24"/>
-          <w:lang w:val="en-US"/>
-          <w14:ligatures w14:val="standardContextual"/>
-        </w:rPr>
-        <w:t>Huffman tree.</w:t>
+        <w:t>How do you define optimal solution? Does greedy algorithm always guarantee optimal solution? Given the string “SUPER DUPER CSIT”, use a Greedy algorithm to build a Huffman tree.</w:t>
       </w:r>
     </w:p>
     <w:p>
@@ -688,7 +692,31 @@
           <w:lang w:val="en-US"/>
           <w14:ligatures w14:val="standardContextual"/>
         </w:rPr>
-        <w:t xml:space="preserve"> in the following graphs using Floyd Warshal algorithm.</w:t>
+        <w:t xml:space="preserve"> in the following graphs using Floyd </w:t>
+      </w:r>
+      <w:proofErr w:type="spellStart"/>
+      <w:r>
+        <w:rPr>
+          <w:rFonts w:ascii="Aptos" w:eastAsia="Aptos" w:hAnsi="Aptos" w:cs="Times New Roman"/>
+          <w:kern w:val="2"/>
+          <w:sz w:val="24"/>
+          <w:szCs w:val="24"/>
+          <w:lang w:val="en-US"/>
+          <w14:ligatures w14:val="standardContextual"/>
+        </w:rPr>
+        <w:t>Warshal</w:t>
+      </w:r>
+      <w:proofErr w:type="spellEnd"/>
+      <w:r>
+        <w:rPr>
+          <w:rFonts w:ascii="Aptos" w:eastAsia="Aptos" w:hAnsi="Aptos" w:cs="Times New Roman"/>
+          <w:kern w:val="2"/>
+          <w:sz w:val="24"/>
+          <w:szCs w:val="24"/>
+          <w:lang w:val="en-US"/>
+          <w14:ligatures w14:val="standardContextual"/>
+        </w:rPr>
+        <w:t xml:space="preserve"> algorithm.</w:t>
       </w:r>
     </w:p>
     <w:p>
@@ -2630,7 +2658,31 @@
           <w:lang w:val="en-US"/>
           <w14:ligatures w14:val="standardContextual"/>
         </w:rPr>
-        <w:t>Discuss heapify operation with example. Write down its algorithm and analyze its time and space complexity.</w:t>
+        <w:t xml:space="preserve">Discuss </w:t>
+      </w:r>
+      <w:proofErr w:type="spellStart"/>
+      <w:r>
+        <w:rPr>
+          <w:rFonts w:ascii="Aptos" w:eastAsia="Aptos" w:hAnsi="Aptos" w:cs="Times New Roman"/>
+          <w:kern w:val="2"/>
+          <w:sz w:val="24"/>
+          <w:szCs w:val="24"/>
+          <w:lang w:val="en-US"/>
+          <w14:ligatures w14:val="standardContextual"/>
+        </w:rPr>
+        <w:t>heapify</w:t>
+      </w:r>
+      <w:proofErr w:type="spellEnd"/>
+      <w:r>
+        <w:rPr>
+          <w:rFonts w:ascii="Aptos" w:eastAsia="Aptos" w:hAnsi="Aptos" w:cs="Times New Roman"/>
+          <w:kern w:val="2"/>
+          <w:sz w:val="24"/>
+          <w:szCs w:val="24"/>
+          <w:lang w:val="en-US"/>
+          <w14:ligatures w14:val="standardContextual"/>
+        </w:rPr>
+        <w:t xml:space="preserve"> operation with example. Write down its algorithm and analyze its time and space complexity.</w:t>
       </w:r>
     </w:p>
     <w:p>
@@ -4233,7 +4285,31 @@
           <w:lang w:val="en-US"/>
           <w14:ligatures w14:val="standardContextual"/>
         </w:rPr>
-        <w:t>Find the optimal parenthesization for the matrix chain product ABCD with size of each</w:t>
+        <w:t xml:space="preserve">Find the optimal </w:t>
+      </w:r>
+      <w:proofErr w:type="spellStart"/>
+      <w:r>
+        <w:rPr>
+          <w:rFonts w:ascii="Aptos" w:eastAsia="Aptos" w:hAnsi="Aptos" w:cs="Times New Roman"/>
+          <w:kern w:val="2"/>
+          <w:sz w:val="24"/>
+          <w:szCs w:val="24"/>
+          <w:lang w:val="en-US"/>
+          <w14:ligatures w14:val="standardContextual"/>
+        </w:rPr>
+        <w:t>parenthesization</w:t>
+      </w:r>
+      <w:proofErr w:type="spellEnd"/>
+      <w:r>
+        <w:rPr>
+          <w:rFonts w:ascii="Aptos" w:eastAsia="Aptos" w:hAnsi="Aptos" w:cs="Times New Roman"/>
+          <w:kern w:val="2"/>
+          <w:sz w:val="24"/>
+          <w:szCs w:val="24"/>
+          <w:lang w:val="en-US"/>
+          <w14:ligatures w14:val="standardContextual"/>
+        </w:rPr>
+        <w:t xml:space="preserve"> for the matrix chain product ABCD with size of each</w:t>
       </w:r>
       <w:r>
         <w:rPr>
@@ -4628,7 +4704,31 @@
           <w:lang w:val="en-US"/>
           <w14:ligatures w14:val="standardContextual"/>
         </w:rPr>
-        <w:t>Write the dynamic programming algorithm for matrix chain multiplication. Find the optimal parenthesization for the matrix chain product ABCD with size of each is given as A</w:t>
+        <w:t xml:space="preserve">Write the dynamic programming algorithm for matrix chain multiplication. Find the optimal </w:t>
+      </w:r>
+      <w:proofErr w:type="spellStart"/>
+      <w:r>
+        <w:rPr>
+          <w:rFonts w:ascii="Aptos" w:eastAsia="Aptos" w:hAnsi="Aptos" w:cs="Times New Roman"/>
+          <w:kern w:val="2"/>
+          <w:sz w:val="24"/>
+          <w:szCs w:val="24"/>
+          <w:lang w:val="en-US"/>
+          <w14:ligatures w14:val="standardContextual"/>
+        </w:rPr>
+        <w:t>parenthesization</w:t>
+      </w:r>
+      <w:proofErr w:type="spellEnd"/>
+      <w:r>
+        <w:rPr>
+          <w:rFonts w:ascii="Aptos" w:eastAsia="Aptos" w:hAnsi="Aptos" w:cs="Times New Roman"/>
+          <w:kern w:val="2"/>
+          <w:sz w:val="24"/>
+          <w:szCs w:val="24"/>
+          <w:lang w:val="en-US"/>
+          <w14:ligatures w14:val="standardContextual"/>
+        </w:rPr>
+        <w:t xml:space="preserve"> for the matrix chain product ABCD with size of each is given as A</w:t>
       </w:r>
       <w:r>
         <w:rPr>
@@ -5394,16 +5494,29 @@
         </w:rPr>
         <w:t xml:space="preserve">T(n) = 5T(n/4) + </w:t>
       </w:r>
-      <w:r>
-        <w:rPr>
-          <w:rFonts w:ascii="Aptos" w:eastAsia="Aptos" w:hAnsi="Aptos" w:cs="Times New Roman"/>
-          <w:kern w:val="2"/>
-          <w:sz w:val="24"/>
-          <w:szCs w:val="24"/>
-          <w:lang w:val="en-US"/>
-          <w14:ligatures w14:val="standardContextual"/>
-        </w:rPr>
-        <w:t>kn,</w:t>
+      <w:proofErr w:type="spellStart"/>
+      <w:r>
+        <w:rPr>
+          <w:rFonts w:ascii="Aptos" w:eastAsia="Aptos" w:hAnsi="Aptos" w:cs="Times New Roman"/>
+          <w:kern w:val="2"/>
+          <w:sz w:val="24"/>
+          <w:szCs w:val="24"/>
+          <w:lang w:val="en-US"/>
+          <w14:ligatures w14:val="standardContextual"/>
+        </w:rPr>
+        <w:t>kn</w:t>
+      </w:r>
+      <w:proofErr w:type="spellEnd"/>
+      <w:r>
+        <w:rPr>
+          <w:rFonts w:ascii="Aptos" w:eastAsia="Aptos" w:hAnsi="Aptos" w:cs="Times New Roman"/>
+          <w:kern w:val="2"/>
+          <w:sz w:val="24"/>
+          <w:szCs w:val="24"/>
+          <w:lang w:val="en-US"/>
+          <w14:ligatures w14:val="standardContextual"/>
+        </w:rPr>
+        <w:t>,</w:t>
       </w:r>
       <w:r>
         <w:rPr>
@@ -6791,8 +6904,21 @@
           <w:lang w:val="en-US"/>
           <w14:ligatures w14:val="standardContextual"/>
         </w:rPr>
-        <w:t>T(n) = 4 T(n/4) + kn</w:t>
-      </w:r>
+        <w:t xml:space="preserve">T(n) = 4 T(n/4) + </w:t>
+      </w:r>
+      <w:proofErr w:type="spellStart"/>
+      <w:r>
+        <w:rPr>
+          <w:rFonts w:ascii="Aptos" w:eastAsia="Aptos" w:hAnsi="Aptos" w:cs="Times New Roman"/>
+          <w:kern w:val="2"/>
+          <w:sz w:val="24"/>
+          <w:szCs w:val="24"/>
+          <w:lang w:val="en-US"/>
+          <w14:ligatures w14:val="standardContextual"/>
+        </w:rPr>
+        <w:t>kn</w:t>
+      </w:r>
+      <w:proofErr w:type="spellEnd"/>
     </w:p>
     <w:p>
       <w:pPr>
@@ -10036,6 +10162,7 @@
   <w:style w:type="character" w:default="1" w:styleId="DefaultParagraphFont">
     <w:name w:val="Default Paragraph Font"/>
     <w:uiPriority w:val="1"/>
+    <w:semiHidden/>
     <w:unhideWhenUsed/>
   </w:style>
   <w:style w:type="table" w:default="1" w:styleId="TableNormal">
